--- a/ind/docx/46.content.docx
+++ b/ind/docx/46.content.docx
@@ -163,13 +163,6 @@
         <w:rPr>
           <w:lang w:val="id_ID" w:bidi="id_ID"/>
         </w:rPr>
-      </w:r>
-      <w:r>
-        <w:rPr>
-          <w:i/>
-          <w:lang w:val="id_ID" w:bidi="id_ID"/>
-        </w:rPr>
-        <w:t>1 Korintus 1:1, 1 Korintus 1:1–3, 1 Korintus 1:2, 1 Korintus 1:3, 1 Korintus 1:4, 1 Korintus 1:4–9, 1 Korintus 1:5, 1 Korintus 1:7, 1 Korintus 1:8, 1 Korintus 1:9, 1 Korintus 1:10, 1 Korintus 1:10–17, 1 Korintus 1:10–15.58, 1 Korintus 1:11, 1 Korintus 1:12, 1 Korintus 1:13, 1 Korintus 1:14, 1 Korintus 1:16, 1 Korintus 1:17, 1 Korintus 1:18, 1 Korintus 1:18–31, 1 Korintus 1:19, 1 Korintus 1:20, 1 Korintus 1:21, 1 Korintus 1:22, 1 Korintus 1:22–24, 1 Korintus 1:23, 1 Korintus 1:25, 1 Korintus 1:26, 1 Korintus 1:27–29, 1 Korintus 1:30, 1 Korintus 1:31, 1 Korintus 2:1, 1 Korintus 2:1–5, 1 Korintus 2:3–4, 1 Korintus 2:6, 1 Korintus 2:6–16:6, 1 Korintus 2:7, 1 Korintus 2:8, 1 Korintus 2:9, 1 Korintus 2:10–12, 1 Korintus 2:13, 1 Korintus 2:14, 1 Korintus 2:15, 1 Korintus 2:16, 1 Korintus 3:1, 1 Korintus 3:1–4, 1 Korintus 3:1–4.7, 1 Korintus 3:2, 1 Korintus 3:3, 1 Korintus 3:4, 1 Korintus 3:5–9, 1 Korintus 3:6, 1 Korintus 3:10, 1 Korintus 3:10–17, 1 Korintus 3:11, 1 Korintus 3:12–15, 1 Korintus 3:16–17, 1 Korintus 3:18–20, 1 Korintus 3:21–23, 1 Korintus 3:23, 1 Korintus 4:1, 1 Korintus 4:1–5, 1 Korintus 4:3–4, 1 Korintus 4:5, 1 Korintus 4:6–21, 1 Korintus 4:7, 1 Korintus 4:8–13, 1 Korintus 4:9, 1 Korintus 4:11–13, 1 Korintus 4:12, 1 Korintus 4:14–16, 1 Korintus 4:14–21, 1 Korintus 4:17, 1 Korintus 4:18–20, 1 Korintus 5:1, 1 Korintus 5:1–8, 1 Korintus 5:2, 1 Korintus 5:3, 1 Korintus 5:5, 1 Korintus 5:6–7, 1 Korintus 5:7–8, 1 Korintus 5:9, 1 Korintus 5:9–13, 1 Korintus 5:10, 1 Korintus 5:11, 1 Korintus 5:12–13, 1 Korintus 6:1–11, 1 Korintus 6:2–3, 1 Korintus 6:4–6, 1 Korintus 6:7, 1 Korintus 6:8, 1 Korintus 6:9, 1 Korintus 6:9–11, 1 Korintus 6:10, 1 Korintus 6:11, 1 Korintus 6:12, 1 Korintus 6:12–20, 1 Korintus 6:13–14, 1 Korintus 6:15–17, 1 Korintus 6:18–20, 1 Korintus 7:1, 1 Korintus 7:1–40, 1 Korintus 7:1–16.4, 1 Korintus 7:2, 1 Korintus 7:3–4, 1 Korintus 7:6–7, 1 Korintus 7:8–9, 1 Korintus 7:10–11, 1 Korintus 7:12–13, 1 Korintus 7:14, 1 Korintus 7:15, 1 Korintus 7:16, 1 Korintus 7:17, 1 Korintus 7:17–24, 1 Korintus 7:18–19, 1 Korintus 7:21–23, 1 Korintus 7:25–35, 1 Korintus 7:36–38, 1 Korintus 7:39, 1 Korintus 8:1, 1 Korintus 8:1–11.1, 1 Korintus 8:2–3, 1 Korintus 8:4–6, 1 Korintus 8:7, 1 Korintus 8:8, 1 Korintus 8:9–10, 1 Korintus 8:11, 1 Korintus 8:12, 1 Korintus 8:13, 1 Korintus 9:1–2, 1 Korintus 9:1–27, 1 Korintus 9:3, 1 Korintus 9:4, 1 Korintus 9:5, 1 Korintus 9:7–10, 1 Korintus 9:12, 1 Korintus 9:13, 1 Korintus 9:14, 1 Korintus 9:15, 1 Korintus 9:16, 1 Korintus 9:18, 1 Korintus 9:19–23, 1 Korintus 9:24–27, 1 Korintus 9:26, 1 Korintus 9:27, 1 Korintus 10:1–11, 1 Korintus 10:1–22, 1 Korintus 10:2, 1 Korintus 10:3–4, 1 Korintus 10:6, 1 Korintus 10:7, 1 Korintus 10:8, 1 Korintus 10:9, 1 Korintus 10:10, 1 Korintus 10:12–13, 1 Korintus 10:14–22, 1 Korintus 10:16–18, 1 Korintus 10:19–20, 1 Korintus 10:21, 1 Korintus 10:22, 1 Korintus 10:23–24, 1 Korintus 10:23–11:1, 1 Korintus 10:27–29, 1 Korintus 10:29–30, 1 Korintus 10:31–33, 1 Korintus 11:1, 1 Korintus 11:2, 1 Korintus 11:3, 1 Korintus 11:3–16:3, 1 Korintus 11:4–6, 1 Korintus 11:7, 1 Korintus 11:10, 1 Korintus 11:11–12, 1 Korintus 11:13, 1 Korintus 11:14, 1 Korintus 11:15, 1 Korintus 11:16, 1 Korintus 11:17, 1 Korintus 11:17–34, 1 Korintus 11:18, 1 Korintus 11:19, 1 Korintus 11:20–22, 1 Korintus 11:23, 1 Korintus 11:24, 1 Korintus 11:25, 1 Korintus 11:26, 1 Korintus 11:27, 1 Korintus 11:28, 1 Korintus 11:29–30, 1 Korintus 11:31, 1 Korintus 11:32, 1 Korintus 11:34, 1 Korintus 12:1–3:1, 1 Korintus 12:1–14.40, 1 Korintus 12:2, 1 Korintus 12:3, 1 Korintus 12:4–11, 1 Korintus 12:6, 1 Korintus 12:7, 1 Korintus 12:8, 1 Korintus 12:8–10, 1 Korintus 12:9, 1 Korintus 12:10, 1 Korintus 12:11, 1 Korintus 12:12–31, 1 Korintus 12:13, 1 Korintus 12:14–21, 1 Korintus 12:22–26, 1 Korintus 12:25–26, 1 Korintus 12:28, 1 Korintus 12:28–31, 1 Korintus 12:29–30, 1 Korintus 12:31, 1 Korintus 13:1, 1 Korintus 13:1–3, 1 Korintus 13:1–13, 1 Korintus 13:2, 1 Korintus 13:3, 1 Korintus 13:4–7, 1 Korintus 13:5, 1 Korintus 13:8, 1 Korintus 13:8–13: 8 Kasih tidak berkesudahan; nubuat akan berakhir; bahasa roh akan berhenti; pengetahuan akan lenyap. 9 Sebab pengetahuan kita tidak lengkap dan nubuat kita tidak sempurna. 10 Tetapi jika yang sempurna tiba, maka yang tidak sempurna itu akan lenyap. 11 Ketika aku kanak-kanak, aku berkata-kata seperti kanak-kanak, aku merasa seperti kanak-kanak, aku berpikir seperti kanak-kanak. Sekarang sesudah aku menjadi dewasa, aku meninggalkan sifat kanak-kanak itu. 12 Karena sekarang kita melihat dalam cermin suatu gambaran yang samar-samar, tetapi nanti kita akan melihat muka dengan muka. Sekarang aku hanya mengenal dengan tidak sempurna, tetapi nanti aku akan mengenal dengan sempurna, seperti aku sendiri dikenal. 13 Demikianlah tinggal ketiga hal ini, yaitu iman, pengharapan dan kasih, dan yang paling besar di antaranya ialah kasih., 1 Korintus 13:9, 1 Korintus 13:12, 1 Korintus 13:13, 1 Korintus 14:1, 1 Korintus 14:1–25, 1 Korintus 14:2–4, 1 Korintus 14:4, 1 Korintus 14:7–12:7, 1 Korintus 14:12, 1 Korintus 14:13, 1 Korintus 14:14, 1 Korintus 14:15–17, 1 Korintus 14:18–19, 1 Korintus 14:20, 1 Korintus 14:21–25, 1 Korintus 14:25, 1 Korintus 14:26, 1 Korintus 14:26–40:26, 1 Korintus 14:27–28, 1 Korintus 14:29–32, 1 Korintus 14:34–35, 1 Korintus 14:36–37, 1 Korintus 14:39–40, 1 Korintus 15:1, 1 Korintus 15:1–11, 1 Korintus 15:1–58, 1 Korintus 15:2, 1 Korintus 15:3, 1 Korintus 15:4, 1 Korintus 15:5, 1 Korintus 15:6, 1 Korintus 15:7, 1 Korintus 15:8–9, 1 Korintus 15:10, 1 Korintus 15:11, 1 Korintus 15:12, 1 Korintus 15:12–20, 1 Korintus 15:12–34, 1 Korintus 15:14–18, 1 Korintus 15:19, 1 Korintus 15:20, 1 Korintus 15:21–23, 1 Korintus 15:24, 1 Korintus 15:24–28, 1 Korintus 15:25, 1 Korintus 15:27, 1 Korintus 15:29, 1 Korintus 15:30–32, 1 Korintus 15:32, 1 Korintus 15:33, 1 Korintus 15:34, 1 Korintus 15:35–58, 1 Korintus 15:36, 1 Korintus 15:37–39, 1 Korintus 15:40–41, 1 Korintus 15:42–44, 1 Korintus 15:45–46, 1 Korintus 15:45–49, 1 Korintus 15:47, 1 Korintus 15:48, 1 Korintus 15:49, 1 Korintus 15:50, 1 Korintus 15:51, 1 Korintus 15:52, 1 Korintus 15:54, 1 Korintus 15:55, 1 Korintus 15:57, 1 Korintus 15:58, 1 Korintus 16:1, 1 Korintus 16:1–4, 1 Korintus 16:2, 1 Korintus 16:4, 1 Korintus 16:5, 1 Korintus 16:6–7, 1 Korintus 16:8, 1 Korintus 16:10, 1 Korintus 16:11–12, 1 Korintus 16:17, 1 Korintus 16:19, 1 Korintus 16:19–24, 1 Korintus 16:20, 1 Korintus 16:21, 1 Korintus 16:22, 1 Korintus 16:23–24</w:t>
       </w:r>
       <w:r>
         <w:rPr>

--- a/ind/docx/46.content.docx
+++ b/ind/docx/46.content.docx
@@ -150,19 +150,6 @@
           <w:lang w:val="id_ID" w:bidi="id_ID"/>
         </w:rPr>
         <w:t>1CO</w:t>
-      </w:r>
-      <w:r>
-        <w:rPr>
-          <w:lang w:val="id_ID" w:bidi="id_ID"/>
-        </w:rPr>
-      </w:r>
-    </w:p>
-    <w:p>
-      <w:pPr/>
-      <w:r>
-        <w:rPr>
-          <w:lang w:val="id_ID" w:bidi="id_ID"/>
-        </w:rPr>
       </w:r>
       <w:r>
         <w:rPr>

--- a/ind/docx/46.content.docx
+++ b/ind/docx/46.content.docx
@@ -19,7 +19,7 @@
         <w:rPr>
           <w:lang w:val="id_ID" w:bidi="id_ID"/>
         </w:rPr>
-        <w:t>Resource: Catatan Studi (Tyndale)</w:t>
+        <w:t>Resource: Tyndale Open Study Notes</w:t>
       </w:r>
       <w:r>
         <w:rPr>
@@ -112,7 +112,7 @@
         <w:rPr>
           <w:lang w:val="id_ID" w:bidi="id_ID"/>
         </w:rPr>
-        <w:t>Catatan Studi (Tyndale)</w:t>
+        <w:t>Tyndale Open Study Notes</w:t>
       </w:r>
     </w:p>
     <w:p>

--- a/ind/docx/46.content.docx
+++ b/ind/docx/46.content.docx
@@ -19,7 +19,7 @@
         <w:rPr>
           <w:lang w:val="id_ID" w:bidi="id_ID"/>
         </w:rPr>
-        <w:t>Resource: Tyndale Open Study Notes</w:t>
+        <w:t>Resource: Aquifer Open Study Notes</w:t>
       </w:r>
       <w:r>
         <w:rPr>
@@ -112,7 +112,7 @@
         <w:rPr>
           <w:lang w:val="id_ID" w:bidi="id_ID"/>
         </w:rPr>
-        <w:t>Tyndale Open Study Notes</w:t>
+        <w:t>Aquifer Open Study Notes</w:t>
       </w:r>
     </w:p>
     <w:p>
